--- a/AI工程框架调研报告.docx
+++ b/AI工程框架调研报告.docx
@@ -175,6 +175,35 @@
       <w:r>
         <w:rPr/>
         <w:t xml:space="preserve">——论文与行业都在呼吁，谁先做出来谁就有话语权。</w:t>
+      </w:r>
+    </w:p>
+    <w:p>
+      <w:pPr>
+        <w:pStyle w:val="ListItem"/>
+      </w:pPr>
+      <w:r>
+        <w:rPr/>
+        <w:t xml:space="preserve">6. </w:t>
+      </w:r>
+      <w:r>
+        <w:rPr>
+          <w:b/>
+        </w:rPr>
+        <w:t xml:space="preserve">其中 ① 与 ② 已落实</w:t>
+      </w:r>
+      <w:r>
+        <w:rPr/>
+        <w:t xml:space="preserve">（2026-09-17）：补上实体注册表对账（</w:t>
+      </w:r>
+      <w:r>
+        <w:rPr>
+          <w:rFonts w:ascii="Consolas" w:hAnsi="Consolas" w:eastAsia="Consolas"/>
+        </w:rPr>
+        <w:t xml:space="preserve">entity-hash-stale</w:t>
+      </w:r>
+      <w:r>
+        <w:rPr/>
+        <w:t xml:space="preserve"> 等五类机械可判定漂移）与设计理由说明，详见 §6.1、§6.2 的"落实进度"。③ 仍待决策。</w:t>
       </w:r>
     </w:p>
     <w:p>
@@ -2091,6 +2120,340 @@
     </w:p>
     <w:p>
       <w:pPr>
+        <w:pStyle w:val="Heading4"/>
+      </w:pPr>
+      <w:r>
+        <w:rPr/>
+        <w:t xml:space="preserve">落实进度（2026-09-17 更新）</w:t>
+      </w:r>
+    </w:p>
+    <w:tbl>
+      <w:tblPr>
+        <w:tblW w:w="5000" w:type="pct"/>
+        <w:tblBorders>
+          <w:top w:val="single" w:sz="4" w:space="0" w:color="BFBFBF"/>
+          <w:left w:val="single" w:sz="4" w:space="0" w:color="BFBFBF"/>
+          <w:bottom w:val="single" w:sz="4" w:space="0" w:color="BFBFBF"/>
+          <w:right w:val="single" w:sz="4" w:space="0" w:color="BFBFBF"/>
+          <w:insideH w:val="single" w:sz="4" w:space="0" w:color="BFBFBF"/>
+          <w:insideV w:val="single" w:sz="4" w:space="0" w:color="BFBFBF"/>
+        </w:tblBorders>
+      </w:tblPr>
+      <w:tblGrid>
+        <w:gridCol w:w="3000"/>
+        <w:gridCol w:w="3000"/>
+        <w:gridCol w:w="3000"/>
+      </w:tblGrid>
+      <w:tr>
+        <w:tc>
+          <w:tcPr>
+            <w:tcW w:w="3000" w:type="dxa"/>
+            <w:shd w:val="clear" w:fill="F2F2F2"/>
+          </w:tcPr>
+          <w:p>
+            <w:r>
+              <w:rPr>
+                <w:b/>
+              </w:rPr>
+              <w:t xml:space="preserve">项</w:t>
+            </w:r>
+          </w:p>
+        </w:tc>
+        <w:tc>
+          <w:tcPr>
+            <w:tcW w:w="3000" w:type="dxa"/>
+            <w:shd w:val="clear" w:fill="F2F2F2"/>
+          </w:tcPr>
+          <w:p>
+            <w:r>
+              <w:rPr>
+                <w:b/>
+              </w:rPr>
+              <w:t xml:space="preserve">状态</w:t>
+            </w:r>
+          </w:p>
+        </w:tc>
+        <w:tc>
+          <w:tcPr>
+            <w:tcW w:w="3000" w:type="dxa"/>
+            <w:shd w:val="clear" w:fill="F2F2F2"/>
+          </w:tcPr>
+          <w:p>
+            <w:r>
+              <w:rPr>
+                <w:b/>
+              </w:rPr>
+              <w:t xml:space="preserve">实际做法与偏离</w:t>
+            </w:r>
+          </w:p>
+        </w:tc>
+      </w:tr>
+      <w:tr>
+        <w:tc>
+          <w:tcPr>
+            <w:tcW w:w="3000" w:type="dxa"/>
+          </w:tcPr>
+          <w:p>
+            <w:r>
+              <w:rPr/>
+              <w:t xml:space="preserve">前置：契约是否</w:t>
+            </w:r>
+            <w:r>
+              <w:rPr>
+                <w:b/>
+              </w:rPr>
+              <w:t xml:space="preserve">过期</w:t>
+            </w:r>
+          </w:p>
+        </w:tc>
+        <w:tc>
+          <w:tcPr>
+            <w:tcW w:w="3000" w:type="dxa"/>
+          </w:tcPr>
+          <w:p>
+            <w:r>
+              <w:rPr/>
+              <w:t xml:space="preserve">✅ 已实现</w:t>
+            </w:r>
+          </w:p>
+        </w:tc>
+        <w:tc>
+          <w:tcPr>
+            <w:tcW w:w="3000" w:type="dxa"/>
+          </w:tcPr>
+          <w:p>
+            <w:r>
+              <w:rPr/>
+              <w:t xml:space="preserve">原报告漏了这个前提。先做 </w:t>
+            </w:r>
+            <w:r>
+              <w:rPr>
+                <w:rFonts w:ascii="Consolas" w:hAnsi="Consolas" w:eastAsia="Consolas"/>
+              </w:rPr>
+              <w:t xml:space="preserve">entity-hash-stale</w:t>
+            </w:r>
+            <w:r>
+              <w:rPr/>
+              <w:t xml:space="preserve">：注册表记录实体文件 hash，与索引对账即可机械检出"契约被改但注册表未同步"。</w:t>
+            </w:r>
+            <w:r>
+              <w:rPr>
+                <w:b/>
+              </w:rPr>
+              <w:t xml:space="preserve">没有这一步，第 1、2 项都无从触发</w:t>
+            </w:r>
+            <w:r>
+              <w:rPr/>
+              <w:t xml:space="preserve">（不知道契约变没变，就不知道要不要查测试）</w:t>
+            </w:r>
+          </w:p>
+        </w:tc>
+      </w:tr>
+      <w:tr>
+        <w:tc>
+          <w:tcPr>
+            <w:tcW w:w="3000" w:type="dxa"/>
+          </w:tcPr>
+          <w:p>
+            <w:r>
+              <w:rPr/>
+              <w:t xml:space="preserve">1. 不变量是否有测试归属</w:t>
+            </w:r>
+          </w:p>
+        </w:tc>
+        <w:tc>
+          <w:tcPr>
+            <w:tcW w:w="3000" w:type="dxa"/>
+          </w:tcPr>
+          <w:p>
+            <w:r>
+              <w:rPr/>
+              <w:t xml:space="preserve">✅ 已实现（改了做法）</w:t>
+            </w:r>
+          </w:p>
+        </w:tc>
+        <w:tc>
+          <w:tcPr>
+            <w:tcW w:w="3000" w:type="dxa"/>
+          </w:tcPr>
+          <w:p>
+            <w:r>
+              <w:rPr/>
+              <w:t xml:space="preserve">没有采用"是否被测试文件引用"的文本匹配（会误判），改为</w:t>
+            </w:r>
+            <w:r>
+              <w:rPr>
+                <w:b/>
+              </w:rPr>
+              <w:t xml:space="preserve">实体显式声明 `tests[]`</w:t>
+            </w:r>
+            <w:r>
+              <w:rPr/>
+              <w:t xml:space="preserve">：有 </w:t>
+            </w:r>
+            <w:r>
+              <w:rPr>
+                <w:rFonts w:ascii="Consolas" w:hAnsi="Consolas" w:eastAsia="Consolas"/>
+              </w:rPr>
+              <w:t xml:space="preserve">invariants</w:t>
+            </w:r>
+            <w:r>
+              <w:rPr/>
+              <w:t xml:space="preserve"> 无 </w:t>
+            </w:r>
+            <w:r>
+              <w:rPr>
+                <w:rFonts w:ascii="Consolas" w:hAnsi="Consolas" w:eastAsia="Consolas"/>
+              </w:rPr>
+              <w:t xml:space="preserve">tests</w:t>
+            </w:r>
+            <w:r>
+              <w:rPr/>
+              <w:t xml:space="preserve"> 报 warn，</w:t>
+            </w:r>
+            <w:r>
+              <w:rPr>
+                <w:rFonts w:ascii="Consolas" w:hAnsi="Consolas" w:eastAsia="Consolas"/>
+              </w:rPr>
+              <w:t xml:space="preserve">tests</w:t>
+            </w:r>
+            <w:r>
+              <w:rPr/>
+              <w:t xml:space="preserve"> 指向不存在的文件报 warn。只保证"每条不变量有机械可执行的归属"，不校验测试内容——内容不可机械判定</w:t>
+            </w:r>
+          </w:p>
+        </w:tc>
+      </w:tr>
+      <w:tr>
+        <w:tc>
+          <w:tcPr>
+            <w:tcW w:w="3000" w:type="dxa"/>
+          </w:tcPr>
+          <w:p>
+            <w:r>
+              <w:rPr/>
+              <w:t xml:space="preserve">2. 契约变更时提示重跑契约测试</w:t>
+            </w:r>
+          </w:p>
+        </w:tc>
+        <w:tc>
+          <w:tcPr>
+            <w:tcW w:w="3000" w:type="dxa"/>
+          </w:tcPr>
+          <w:p>
+            <w:r>
+              <w:rPr/>
+              <w:t xml:space="preserve">✅ 已实现</w:t>
+            </w:r>
+          </w:p>
+        </w:tc>
+        <w:tc>
+          <w:tcPr>
+            <w:tcW w:w="3000" w:type="dxa"/>
+          </w:tcPr>
+          <w:p>
+            <w:r>
+              <w:rPr/>
+              <w:t xml:space="preserve">漂移报告直接列出该实体声明的 </w:t>
+            </w:r>
+            <w:r>
+              <w:rPr>
+                <w:rFonts w:ascii="Consolas" w:hAnsi="Consolas" w:eastAsia="Consolas"/>
+              </w:rPr>
+              <w:t xml:space="preserve">tests</w:t>
+            </w:r>
+            <w:r>
+              <w:rPr/>
+              <w:t xml:space="preserve">（"并重跑：…"）。未做"测试文件未变就报 warn"：那需要 git diff 上下文，会把无状态检查变成有状态检查</w:t>
+            </w:r>
+          </w:p>
+        </w:tc>
+      </w:tr>
+      <w:tr>
+        <w:tc>
+          <w:tcPr>
+            <w:tcW w:w="3000" w:type="dxa"/>
+          </w:tcPr>
+          <w:p>
+            <w:r>
+              <w:rPr/>
+              <w:t xml:space="preserve">3. 任务包结构化验收</w:t>
+            </w:r>
+          </w:p>
+        </w:tc>
+        <w:tc>
+          <w:tcPr>
+            <w:tcW w:w="3000" w:type="dxa"/>
+          </w:tcPr>
+          <w:p>
+            <w:r>
+              <w:rPr/>
+              <w:t xml:space="preserve">⬜ 未做</w:t>
+            </w:r>
+          </w:p>
+        </w:tc>
+        <w:tc>
+          <w:tcPr>
+            <w:tcW w:w="3000" w:type="dxa"/>
+          </w:tcPr>
+          <w:p>
+            <w:r>
+              <w:rPr/>
+              <w:t xml:space="preserve">维持原判断：加重流程，M 级以下应可选，暂不实现</w:t>
+            </w:r>
+          </w:p>
+        </w:tc>
+      </w:tr>
+    </w:tbl>
+    <w:p>
+      <w:r>
+        <w:t xml:space="preserve"/>
+      </w:r>
+    </w:p>
+    <w:p>
+      <w:r>
+        <w:rPr>
+          <w:b/>
+        </w:rPr>
+        <w:t xml:space="preserve">与原报告的一处修正</w:t>
+      </w:r>
+      <w:r>
+        <w:rPr/>
+        <w:t xml:space="preserve">：第 1、2 项真正的瓶颈不是"复用哪些数据"，而是</w:t>
+      </w:r>
+      <w:r>
+        <w:rPr>
+          <w:b/>
+        </w:rPr>
+        <w:t xml:space="preserve">注册表此前缺少可对账的 hash 与测试归属字段</w:t>
+      </w:r>
+      <w:r>
+        <w:rPr/>
+        <w:t xml:space="preserve">。因此这轮的重点是给注册表补上 </w:t>
+      </w:r>
+      <w:r>
+        <w:rPr>
+          <w:rFonts w:ascii="Consolas" w:hAnsi="Consolas" w:eastAsia="Consolas"/>
+        </w:rPr>
+        <w:t xml:space="preserve">hash</w:t>
+      </w:r>
+      <w:r>
+        <w:rPr/>
+        <w:t xml:space="preserve">（必需）与 </w:t>
+      </w:r>
+      <w:r>
+        <w:rPr>
+          <w:rFonts w:ascii="Consolas" w:hAnsi="Consolas" w:eastAsia="Consolas"/>
+        </w:rPr>
+        <w:t xml:space="preserve">tests</w:t>
+      </w:r>
+      <w:r>
+        <w:rPr/>
+        <w:t xml:space="preserve">（强烈建议），而不是加检查规则。检查规则只是消费这些字段。</w:t>
+      </w:r>
+    </w:p>
+    <w:p>
+      <w:pPr>
         <w:pStyle w:val="Heading3"/>
       </w:pPr>
       <w:r>
@@ -2142,6 +2505,28 @@
       <w:r>
         <w:rPr/>
         <w:t xml:space="preserve">：纯文档工作，几乎零成本，能显著改善定位清晰度。</w:t>
+      </w:r>
+    </w:p>
+    <w:p>
+      <w:r>
+        <w:rPr>
+          <w:b/>
+        </w:rPr>
+        <w:t xml:space="preserve">落实进度</w:t>
+      </w:r>
+      <w:r>
+        <w:rPr/>
+        <w:t xml:space="preserve">：✅ 已完成（2026-09-17），写在 </w:t>
+      </w:r>
+      <w:r>
+        <w:rPr>
+          <w:rFonts w:ascii="Consolas" w:hAnsi="Consolas" w:eastAsia="Consolas"/>
+        </w:rPr>
+        <w:t xml:space="preserve">docs/04-design-notes.md</w:t>
+      </w:r>
+      <w:r>
+        <w:rPr/>
+        <w:t xml:space="preserve"> §9.1（为什么不预设角色 + 需要角色的团队应当怎么做），并在 §9.2 一并说明了验证维度的能力边界。</w:t>
       </w:r>
     </w:p>
     <w:p>
@@ -2794,7 +3179,7 @@
       </w:pPr>
       <w:r>
         <w:rPr/>
-        <w:t xml:space="preserve">1. </w:t>
+        <w:t xml:space="preserve">1. ~~</w:t>
       </w:r>
       <w:r>
         <w:rPr>
@@ -2804,7 +3189,57 @@
       </w:r>
       <w:r>
         <w:rPr/>
-        <w:t xml:space="preserve">：补"验证"维度的第 1、2 项（不变量断言挂钩 + 契约测试漂移检查），并显式记录"角色留白"的设计理由。</w:t>
+        <w:t xml:space="preserve">：补"验证"维度的第 1、2 项（不变量断言挂钩 + 契约测试漂移检查），并显式记录"角色留白"的设计理由。~~ ✅ </w:t>
+      </w:r>
+      <w:r>
+        <w:rPr>
+          <w:b/>
+        </w:rPr>
+        <w:t xml:space="preserve">已完成</w:t>
+      </w:r>
+      <w:r>
+        <w:rPr/>
+        <w:t xml:space="preserve">（2026-09-17）：注册表 </w:t>
+      </w:r>
+      <w:r>
+        <w:rPr>
+          <w:rFonts w:ascii="Consolas" w:hAnsi="Consolas" w:eastAsia="Consolas"/>
+        </w:rPr>
+        <w:t xml:space="preserve">hash</w:t>
+      </w:r>
+      <w:r>
+        <w:rPr/>
+        <w:t xml:space="preserve">/</w:t>
+      </w:r>
+      <w:r>
+        <w:rPr>
+          <w:rFonts w:ascii="Consolas" w:hAnsi="Consolas" w:eastAsia="Consolas"/>
+        </w:rPr>
+        <w:t xml:space="preserve">tests</w:t>
+      </w:r>
+      <w:r>
+        <w:rPr/>
+        <w:t xml:space="preserve"> 对账 + </w:t>
+      </w:r>
+      <w:r>
+        <w:rPr>
+          <w:rFonts w:ascii="Consolas" w:hAnsi="Consolas" w:eastAsia="Consolas"/>
+        </w:rPr>
+        <w:t xml:space="preserve">ai-arch registry &lt;audit|suggest&gt;</w:t>
+      </w:r>
+      <w:r>
+        <w:rPr/>
+        <w:t xml:space="preserve">；设计理由见 </w:t>
+      </w:r>
+      <w:r>
+        <w:rPr>
+          <w:rFonts w:ascii="Consolas" w:hAnsi="Consolas" w:eastAsia="Consolas"/>
+        </w:rPr>
+        <w:t xml:space="preserve">docs/04-design-notes.md</w:t>
+      </w:r>
+      <w:r>
+        <w:rPr/>
+        <w:t xml:space="preserve"> §9。</w:t>
       </w:r>
     </w:p>
     <w:p>
@@ -2833,7 +3268,7 @@
       </w:r>
       <w:r>
         <w:rPr/>
-        <w:t xml:space="preserve"> 扩成"上下文效率基准"，输出可复现数字（含方法与环境），作为对外唯一能量化的证据。</w:t>
+        <w:t xml:space="preserve"> 扩成"上下文效率基准"，输出可复现数字（含方法与环境），作为对外唯一能量化的证据。⬜ 待决策（需确定基准的仓库与任务集，见 §6.3）。</w:t>
       </w:r>
     </w:p>
     <w:p>
@@ -2852,7 +3287,22 @@
       </w:r>
       <w:r>
         <w:rPr/>
-        <w:t xml:space="preserve">：与一个 SDD 工具（任一）做对接验证，证明"规格 → 我们的任务包 → 实现 → 漂移检测"这条链路可以闭合。</w:t>
+        <w:t xml:space="preserve">：与一个 SDD 工具（任一）做对接验证，证明"规格 → 我们的任务包 → 实现 → 漂移检测"这条链路可以闭合。⬜ 未开始。</w:t>
+      </w:r>
+    </w:p>
+    <w:p>
+      <w:pPr>
+        <w:pStyle w:val="Quote"/>
+      </w:pPr>
+      <w:r>
+        <w:rPr/>
+        <w:t xml:space="preserve">结论一句话：</w:t>
+      </w:r>
+      <w:r>
+        <w:rPr>
+          <w:b/>
+        </w:rPr>
+        <w:t xml:space="preserve">第 1 条已闭环，第 2 条是下一个性价比最高的动作。</w:t>
       </w:r>
     </w:p>
     <w:sectPr>
